--- a/opisy_archetypow/opisy_Czarodziejka.docx
+++ b/opisy_archetypow/opisy_Czarodziejka.docx
@@ -49,7 +49,7 @@
     </w:p>
     <w:p>
       <w:r>
-        <w:t>Czarodziejka to archetyp przemiany: zamienia chaos w sens, ideę w działanie, a marzenie w projekt, który nagle zaczyna działać. Buduje aurę wizji i „efektu wow”, ale jej prawdziwym kapitałem jest przekonanie (i konsekwentne dowodzenie), że rzeczywistość można kształtować. W polityce Czarodziejka działa jako wizjoner-transformator: nadaje zmianie język, symbolikę i rytuał, dzięki czemu ludzie widzą kierunek, czują sens i chcą w tym uczestniczyć. Łączy intuicję z metodą: potrafi mówić metaforą i obrazem, a jednocześnie układa drogę dojścia do celu tak, by odbiorcy czuli, że „to jest do zrobienia”. Jej komunikacja inspiruje, budzi wyobraźnię i wciąga w narrację o przełomie. Czarodziejka obiecuje dużo</w:t>
+        <w:t>Czarodziejka to archetyp przemiany: zamienia chaos w sens, ideę w działanie, a marzenie w projekt, który nagle zaczyna działać. Buduje aurę wizji i „efektu wow”, ale jej prawdziwym kapitałem jest przekonanie (i konsekwentne dowodzenie), że rzeczywistość można kształtować. W polityce Czarodziejka działa jako wizjonerka transformacji: nadaje zmianie język, symbolikę i rytuał, dzięki czemu ludzie widzą kierunek, czują sens i chcą w tym uczestniczyć. Łączy intuicję z metodą: potrafi mówić metaforą i obrazem, a jednocześnie układa drogę dojścia do celu tak, by odbiorcy czuli, że „to jest do zrobienia”. Jej komunikacja inspiruje, budzi wyobraźnię i wciąga w narrację o przełomie. Czarodziejka obiecuje dużo</w:t>
       </w:r>
       <w:r>
         <w:t xml:space="preserve"> – </w:t>
@@ -970,7 +970,7 @@
         </w:numPr>
       </w:pPr>
       <w:r>
-        <w:t>Z drugiej: polityczki wymaga twardych etapów, budżetów i procesu.</w:t>
+        <w:t>Z drugiej: polityka wymaga twardych etapów, budżetów i procesu.</w:t>
       </w:r>
     </w:p>
     <w:p>
@@ -1241,14 +1241,7 @@
         </w:numPr>
       </w:pPr>
       <w:r>
-        <w:rPr>
-          <w:b/>
-          <w:bCs/>
-        </w:rPr>
-        <w:t>Wizjoner-transformator</w:t>
-      </w:r>
-      <w:r>
-        <w:t xml:space="preserve"> (robi skok jakościowy)</w:t>
+        <w:t>Wizjonerka transformacji (robi skok jakościowy)</w:t>
       </w:r>
     </w:p>
     <w:p>
@@ -3326,7 +3319,7 @@
         <w:pStyle w:val="Nagwek2"/>
       </w:pPr>
       <w:r>
-        <w:t>6. Agenda tematyczna i ramowanie polityczka</w:t>
+        <w:t>6. Agenda tematyczna i ramowanie polityka</w:t>
       </w:r>
     </w:p>
     <w:p>

--- a/opisy_archetypow/opisy_Czarodziejka.docx
+++ b/opisy_archetypow/opisy_Czarodziejka.docx
@@ -1097,7 +1097,7 @@
     </w:p>
     <w:p>
       <w:r>
-        <w:t>W cieniu Czarodziejka:</w:t>
+        <w:t>W cieniu Czarodziejka bywa:</w:t>
       </w:r>
     </w:p>
     <w:p>
@@ -1130,7 +1130,7 @@
         </w:numPr>
       </w:pPr>
       <w:r>
-        <w:t>jest zadufany, obiecuje „cud” bez planu,</w:t>
+        <w:t>jest zadufana, obiecuje „cud” bez planu,</w:t>
       </w:r>
     </w:p>
     <w:p>
@@ -1252,14 +1252,7 @@
         </w:numPr>
       </w:pPr>
       <w:r>
-        <w:rPr>
-          <w:b/>
-          <w:bCs/>
-        </w:rPr>
-        <w:t>Architekt przyszłości</w:t>
-      </w:r>
-      <w:r>
-        <w:t xml:space="preserve"> (projektuje nową rzeczywistość)</w:t>
+        <w:t>Architektka przyszłości (projektuje nową rzeczywistość)</w:t>
       </w:r>
     </w:p>
     <w:p>
@@ -1270,14 +1263,7 @@
         </w:numPr>
       </w:pPr>
       <w:r>
-        <w:rPr>
-          <w:b/>
-          <w:bCs/>
-        </w:rPr>
-        <w:t>Innowator publiczny</w:t>
-      </w:r>
-      <w:r>
-        <w:t xml:space="preserve"> (wdraża „nowe możliwości” w praktyce)</w:t>
+        <w:t>Innowatorka publiczna (wdraża „nowe możliwości” w praktyce)</w:t>
       </w:r>
     </w:p>
     <w:p>
@@ -1288,14 +1274,7 @@
         </w:numPr>
       </w:pPr>
       <w:r>
-        <w:rPr>
-          <w:b/>
-          <w:bCs/>
-        </w:rPr>
-        <w:t>Integrator sensu</w:t>
-      </w:r>
-      <w:r>
-        <w:t xml:space="preserve"> (łączy projekty w spójną opowieść o rozwoju)</w:t>
+        <w:t>Integratorka sensu (łączy projekty w spójną opowieść o rozwoju)</w:t>
       </w:r>
     </w:p>
     <w:p/>
